--- a/downloads/intro-transcript-outro/23_E14.docx
+++ b/downloads/intro-transcript-outro/23_E14.docx
@@ -34,7 +34,15 @@
         <w:rPr>
           <w:color w:val="2EAF7D"/>
         </w:rPr>
-        <w:t xml:space="preserve">Capsule prévue avec Fatoumata : la chaîne des financements, du laboratoire à l’usage. En attendant, la chorale et le Module Ressources portent le fil.</w:t>
+        <w:t xml:space="preserve">Jean-Jacques vient de parler d’aides qui se ferment à la création. Fatoumata va déployer la chaîne : du labo vers l’usage.</w:t>
+      </w:r>
+    </w:p>
+    <w:p>
+      <w:r>
+        <w:rPr>
+          <w:color w:val="2EAF7D"/>
+        </w:rPr>
+        <w:t xml:space="preserve">On y retrouve la prématuration, les concours, puis d’autres sources. Reliez-le au dérisquage : chaque étage de risque a ses financeurs.</w:t>
       </w:r>
     </w:p>
     <w:p>
@@ -69,7 +77,15 @@
         <w:rPr>
           <w:color w:val="F48C2E"/>
         </w:rPr>
-        <w:t xml:space="preserve">Dilutif, non-dilutif, concours, aides anté-création : l’ordre des sources compte autant que leur montant.</w:t>
+        <w:t xml:space="preserve">Dilutif, non-dilutif : ce n’est pas la même chose de garder ses parts ou d’en céder.</w:t>
+      </w:r>
+    </w:p>
+    <w:p>
+      <w:r>
+        <w:rPr>
+          <w:color w:val="F48C2E"/>
+        </w:rPr>
+        <w:t xml:space="preserve">L’expert suivant inverse le regard : non plus « quelles aides », mais « que veut un investisseur » — équipe, marché, PI, jalons. La techno seule ne suffit pas, Bernard l’a dit dès T1.</w:t>
       </w:r>
     </w:p>
     <w:sectPr>
